--- a/data/employees/EMP075/AST-EMP075-03.docx
+++ b/data/employees/EMP075/AST-EMP075-03.docx
@@ -7,10 +7,7 @@
         <w:pStyle w:val="Heading1"/>
       </w:pPr>
       <w:r>
-        <w:rPr>
-          <w:sz w:val="36"/>
-        </w:rPr>
-        <w:t>Design specification - EMP075</w:t>
+        <w:t>Ast Emp075 03 - EMP075</w:t>
       </w:r>
     </w:p>
     <w:p>
@@ -18,130 +15,32 @@
         <w:pStyle w:val="Heading2"/>
       </w:pPr>
       <w:r>
-        <w:t>Document Metadata</w:t>
-      </w:r>
-    </w:p>
-    <w:tbl>
-      <w:tblPr>
-        <w:tblStyle w:val="TableGrid"/>
-        <w:tblW w:type="auto" w:w="0"/>
-        <w:tblLook w:firstColumn="1" w:firstRow="1" w:lastColumn="0" w:lastRow="0" w:noHBand="0" w:noVBand="1" w:val="04A0"/>
-      </w:tblPr>
-      <w:tblGrid>
-        <w:gridCol w:w="4320"/>
-        <w:gridCol w:w="4320"/>
-      </w:tblGrid>
-      <w:tr>
-        <w:tc>
-          <w:tcPr>
-            <w:tcW w:type="dxa" w:w="4320"/>
-          </w:tcPr>
-          <w:p>
-            <w:r>
-              <w:t>Author</w:t>
-            </w:r>
-          </w:p>
-        </w:tc>
-        <w:tc>
-          <w:tcPr>
-            <w:tcW w:type="dxa" w:w="4320"/>
-          </w:tcPr>
-          <w:p>
-            <w:r>
-              <w:t>Casey Lee</w:t>
-            </w:r>
-          </w:p>
-        </w:tc>
-      </w:tr>
-      <w:tr>
-        <w:tc>
-          <w:tcPr>
-            <w:tcW w:type="dxa" w:w="4320"/>
-          </w:tcPr>
-          <w:p>
-            <w:r>
-              <w:t>Role / Department</w:t>
-            </w:r>
-          </w:p>
-        </w:tc>
-        <w:tc>
-          <w:tcPr>
-            <w:tcW w:type="dxa" w:w="4320"/>
-          </w:tcPr>
-          <w:p>
-            <w:r>
-              <w:t>Lead | IT</w:t>
-            </w:r>
-          </w:p>
-        </w:tc>
-      </w:tr>
-      <w:tr>
-        <w:tc>
-          <w:tcPr>
-            <w:tcW w:type="dxa" w:w="4320"/>
-          </w:tcPr>
-          <w:p>
-            <w:r>
-              <w:t>Location</w:t>
-            </w:r>
-          </w:p>
-        </w:tc>
-        <w:tc>
-          <w:tcPr>
-            <w:tcW w:type="dxa" w:w="4320"/>
-          </w:tcPr>
-          <w:p>
-            <w:r>
-              <w:t>Portland</w:t>
-            </w:r>
-          </w:p>
-        </w:tc>
-      </w:tr>
-      <w:tr>
-        <w:tc>
-          <w:tcPr>
-            <w:tcW w:type="dxa" w:w="4320"/>
-          </w:tcPr>
-          <w:p>
-            <w:r>
-              <w:t>Last Modified</w:t>
-            </w:r>
-          </w:p>
-        </w:tc>
-        <w:tc>
-          <w:tcPr>
-            <w:tcW w:type="dxa" w:w="4320"/>
-          </w:tcPr>
-          <w:p>
-            <w:r>
-              <w:t>2025-03-20</w:t>
-            </w:r>
-          </w:p>
-        </w:tc>
-      </w:tr>
-    </w:tbl>
-    <w:p/>
-    <w:p>
-      <w:pPr>
-        <w:pStyle w:val="Heading2"/>
-      </w:pPr>
-      <w:r>
-        <w:t>Specification</w:t>
+        <w:t>Page 1</w:t>
       </w:r>
     </w:p>
     <w:p>
       <w:r>
-        <w:t>Design Specification: Zero-Trust Network Segmentation</w:t>
+        <w:t>Section 1: Department KPI performance. EMP075 contributes to ast emp075 03 through recurring collaboration, clear ownership boundaries, and measurable outcomes. The team captures decisions, open issues, and handoffs so that knowledge remains discoverable for future programs.</w:t>
       </w:r>
     </w:p>
     <w:p>
       <w:r>
-        <w:t>Version: 1.0</w:t>
+        <w:t>Section 2: Customer escalation analysis. EMP075 contributes to ast emp075 03 through recurring collaboration, clear ownership boundaries, and measurable outcomes. The team captures decisions, open issues, and handoffs so that knowledge remains discoverable for future programs.</w:t>
       </w:r>
     </w:p>
     <w:p>
       <w:r>
-        <w:t>This specification describes the implementation of micro-segmentation across the corporate network. Identity verification enforces MFA for all admin access. East-west traffic inspection is handled by the Azure Firewall Premium tier with IDPS signatures enabled.</w:t>
+        <w:t>Section 3: Quarterly delivery milestones. EMP075 contributes to ast emp075 03 through recurring collaboration, clear ownership boundaries, and measurable outcomes. The team captures decisions, open issues, and handoffs so that knowledge remains discoverable for future programs.</w:t>
+      </w:r>
+    </w:p>
+    <w:p>
+      <w:r>
+        <w:t>Section 4: Operational risk review. EMP075 contributes to ast emp075 03 through recurring collaboration, clear ownership boundaries, and measurable outcomes. The team captures decisions, open issues, and handoffs so that knowledge remains discoverable for future programs.</w:t>
+      </w:r>
+    </w:p>
+    <w:p>
+      <w:r>
+        <w:br w:type="page"/>
       </w:r>
     </w:p>
     <w:p>
@@ -149,12 +48,60 @@
         <w:pStyle w:val="Heading2"/>
       </w:pPr>
       <w:r>
-        <w:t>Author Competencies</w:t>
+        <w:t>Page 2</w:t>
       </w:r>
     </w:p>
     <w:p>
       <w:r>
-        <w:t>Python, Power BI, Kusto, Synapse</w:t>
+        <w:t>Section 1: Operational risk review. EMP075 contributes to ast emp075 03 through recurring collaboration, clear ownership boundaries, and measurable outcomes. The team captures decisions, open issues, and handoffs so that knowledge remains discoverable for future programs.</w:t>
+      </w:r>
+    </w:p>
+    <w:p>
+      <w:r>
+        <w:t>Section 2: Data quality remediation. EMP075 contributes to ast emp075 03 through recurring collaboration, clear ownership boundaries, and measurable outcomes. The team captures decisions, open issues, and handoffs so that knowledge remains discoverable for future programs.</w:t>
+      </w:r>
+    </w:p>
+    <w:p>
+      <w:r>
+        <w:t>Section 3: Knowledge transfer and onboarding. EMP075 contributes to ast emp075 03 through recurring collaboration, clear ownership boundaries, and measurable outcomes. The team captures decisions, open issues, and handoffs so that knowledge remains discoverable for future programs.</w:t>
+      </w:r>
+    </w:p>
+    <w:p>
+      <w:r>
+        <w:t>Section 4: Quarterly delivery milestones. EMP075 contributes to ast emp075 03 through recurring collaboration, clear ownership boundaries, and measurable outcomes. The team captures decisions, open issues, and handoffs so that knowledge remains discoverable for future programs.</w:t>
+      </w:r>
+    </w:p>
+    <w:p>
+      <w:r>
+        <w:br w:type="page"/>
+      </w:r>
+    </w:p>
+    <w:p>
+      <w:pPr>
+        <w:pStyle w:val="Heading2"/>
+      </w:pPr>
+      <w:r>
+        <w:t>Page 3</w:t>
+      </w:r>
+    </w:p>
+    <w:p>
+      <w:r>
+        <w:t>Section 1: Customer escalation analysis. EMP075 contributes to ast emp075 03 through recurring collaboration, clear ownership boundaries, and measurable outcomes. The team captures decisions, open issues, and handoffs so that knowledge remains discoverable for future programs.</w:t>
+      </w:r>
+    </w:p>
+    <w:p>
+      <w:r>
+        <w:t>Section 2: Customer escalation analysis. EMP075 contributes to ast emp075 03 through recurring collaboration, clear ownership boundaries, and measurable outcomes. The team captures decisions, open issues, and handoffs so that knowledge remains discoverable for future programs.</w:t>
+      </w:r>
+    </w:p>
+    <w:p>
+      <w:r>
+        <w:t>Section 3: Department KPI performance. EMP075 contributes to ast emp075 03 through recurring collaboration, clear ownership boundaries, and measurable outcomes. The team captures decisions, open issues, and handoffs so that knowledge remains discoverable for future programs.</w:t>
+      </w:r>
+    </w:p>
+    <w:p>
+      <w:r>
+        <w:t>Section 4: Fabric semantic model planning. EMP075 contributes to ast emp075 03 through recurring collaboration, clear ownership boundaries, and measurable outcomes. The team captures decisions, open issues, and handoffs so that knowledge remains discoverable for future programs.</w:t>
       </w:r>
     </w:p>
     <w:sectPr>
